--- a/deliverables/paper/论文.docx
+++ b/deliverables/paper/论文.docx
@@ -1218,15 +1218,13 @@
         <w:tblLook w:firstColumn="1" w:firstRow="1" w:lastColumn="0" w:lastRow="0" w:noHBand="0" w:noVBand="1" w:val="04A0"/>
       </w:tblPr>
       <w:tblGrid>
-        <w:gridCol w:w="2268"/>
-        <w:gridCol w:w="2268"/>
-        <w:gridCol w:w="2268"/>
-        <w:gridCol w:w="2268"/>
+        <w:gridCol w:w="4536"/>
+        <w:gridCol w:w="4536"/>
       </w:tblGrid>
       <w:tr>
         <w:tc>
           <w:tcPr>
-            <w:tcW w:type="dxa" w:w="2268"/>
+            <w:tcW w:type="dxa" w:w="4536"/>
           </w:tcPr>
           <w:p>
             <w:pPr>
@@ -1246,7 +1244,7 @@
         </w:tc>
         <w:tc>
           <w:tcPr>
-            <w:tcW w:type="dxa" w:w="2268"/>
+            <w:tcW w:type="dxa" w:w="4536"/>
           </w:tcPr>
           <w:p>
             <w:pPr>
@@ -1264,31 +1262,11 @@
             </w:r>
           </w:p>
         </w:tc>
-        <w:tc>
-          <w:tcPr>
-            <w:tcW w:type="dxa" w:w="2268"/>
-          </w:tcPr>
-          <w:p>
-            <w:pPr>
-              <w:spacing w:line="240" w:lineRule="auto"/>
-            </w:pPr>
-          </w:p>
-        </w:tc>
-        <w:tc>
-          <w:tcPr>
-            <w:tcW w:type="dxa" w:w="2268"/>
-          </w:tcPr>
-          <w:p>
-            <w:pPr>
-              <w:spacing w:line="240" w:lineRule="auto"/>
-            </w:pPr>
-          </w:p>
-        </w:tc>
       </w:tr>
       <w:tr>
         <w:tc>
           <w:tcPr>
-            <w:tcW w:type="dxa" w:w="2268"/>
+            <w:tcW w:type="dxa" w:w="4536"/>
           </w:tcPr>
           <w:p>
             <w:pPr>
@@ -1308,7 +1286,7 @@
         </w:tc>
         <w:tc>
           <w:tcPr>
-            <w:tcW w:type="dxa" w:w="2268"/>
+            <w:tcW w:type="dxa" w:w="4536"/>
           </w:tcPr>
           <w:p>
             <w:pPr>
@@ -1326,31 +1304,11 @@
             </w:r>
           </w:p>
         </w:tc>
-        <w:tc>
-          <w:tcPr>
-            <w:tcW w:type="dxa" w:w="2268"/>
-          </w:tcPr>
-          <w:p>
-            <w:pPr>
-              <w:spacing w:line="240" w:lineRule="auto"/>
-            </w:pPr>
-          </w:p>
-        </w:tc>
-        <w:tc>
-          <w:tcPr>
-            <w:tcW w:type="dxa" w:w="2268"/>
-          </w:tcPr>
-          <w:p>
-            <w:pPr>
-              <w:spacing w:line="240" w:lineRule="auto"/>
-            </w:pPr>
-          </w:p>
-        </w:tc>
       </w:tr>
       <w:tr>
         <w:tc>
           <w:tcPr>
-            <w:tcW w:type="dxa" w:w="2268"/>
+            <w:tcW w:type="dxa" w:w="4536"/>
           </w:tcPr>
           <w:p>
             <w:pPr>
@@ -1370,7 +1328,7 @@
         </w:tc>
         <w:tc>
           <w:tcPr>
-            <w:tcW w:type="dxa" w:w="2268"/>
+            <w:tcW w:type="dxa" w:w="4536"/>
           </w:tcPr>
           <w:p>
             <w:pPr>
@@ -1388,31 +1346,11 @@
             </w:r>
           </w:p>
         </w:tc>
-        <w:tc>
-          <w:tcPr>
-            <w:tcW w:type="dxa" w:w="2268"/>
-          </w:tcPr>
-          <w:p>
-            <w:pPr>
-              <w:spacing w:line="240" w:lineRule="auto"/>
-            </w:pPr>
-          </w:p>
-        </w:tc>
-        <w:tc>
-          <w:tcPr>
-            <w:tcW w:type="dxa" w:w="2268"/>
-          </w:tcPr>
-          <w:p>
-            <w:pPr>
-              <w:spacing w:line="240" w:lineRule="auto"/>
-            </w:pPr>
-          </w:p>
-        </w:tc>
       </w:tr>
       <w:tr>
         <w:tc>
           <w:tcPr>
-            <w:tcW w:type="dxa" w:w="2268"/>
+            <w:tcW w:type="dxa" w:w="4536"/>
           </w:tcPr>
           <w:p>
             <w:pPr>
@@ -1432,7 +1370,7 @@
         </w:tc>
         <w:tc>
           <w:tcPr>
-            <w:tcW w:type="dxa" w:w="2268"/>
+            <w:tcW w:type="dxa" w:w="4536"/>
           </w:tcPr>
           <w:p>
             <w:pPr>
@@ -1450,31 +1388,11 @@
             </w:r>
           </w:p>
         </w:tc>
-        <w:tc>
-          <w:tcPr>
-            <w:tcW w:type="dxa" w:w="2268"/>
-          </w:tcPr>
-          <w:p>
-            <w:pPr>
-              <w:spacing w:line="240" w:lineRule="auto"/>
-            </w:pPr>
-          </w:p>
-        </w:tc>
-        <w:tc>
-          <w:tcPr>
-            <w:tcW w:type="dxa" w:w="2268"/>
-          </w:tcPr>
-          <w:p>
-            <w:pPr>
-              <w:spacing w:line="240" w:lineRule="auto"/>
-            </w:pPr>
-          </w:p>
-        </w:tc>
       </w:tr>
       <w:tr>
         <w:tc>
           <w:tcPr>
-            <w:tcW w:type="dxa" w:w="2268"/>
+            <w:tcW w:type="dxa" w:w="4536"/>
           </w:tcPr>
           <w:p>
             <w:pPr>
@@ -1494,7 +1412,7 @@
         </w:tc>
         <w:tc>
           <w:tcPr>
-            <w:tcW w:type="dxa" w:w="2268"/>
+            <w:tcW w:type="dxa" w:w="4536"/>
           </w:tcPr>
           <w:p>
             <w:pPr>
@@ -1512,31 +1430,11 @@
             </w:r>
           </w:p>
         </w:tc>
-        <w:tc>
-          <w:tcPr>
-            <w:tcW w:type="dxa" w:w="2268"/>
-          </w:tcPr>
-          <w:p>
-            <w:pPr>
-              <w:spacing w:line="240" w:lineRule="auto"/>
-            </w:pPr>
-          </w:p>
-        </w:tc>
-        <w:tc>
-          <w:tcPr>
-            <w:tcW w:type="dxa" w:w="2268"/>
-          </w:tcPr>
-          <w:p>
-            <w:pPr>
-              <w:spacing w:line="240" w:lineRule="auto"/>
-            </w:pPr>
-          </w:p>
-        </w:tc>
       </w:tr>
       <w:tr>
         <w:tc>
           <w:tcPr>
-            <w:tcW w:type="dxa" w:w="2268"/>
+            <w:tcW w:type="dxa" w:w="4536"/>
           </w:tcPr>
           <w:p>
             <w:pPr>
@@ -1556,7 +1454,7 @@
         </w:tc>
         <w:tc>
           <w:tcPr>
-            <w:tcW w:type="dxa" w:w="2268"/>
+            <w:tcW w:type="dxa" w:w="4536"/>
           </w:tcPr>
           <w:p>
             <w:pPr>
@@ -1574,31 +1472,11 @@
             </w:r>
           </w:p>
         </w:tc>
-        <w:tc>
-          <w:tcPr>
-            <w:tcW w:type="dxa" w:w="2268"/>
-          </w:tcPr>
-          <w:p>
-            <w:pPr>
-              <w:spacing w:line="240" w:lineRule="auto"/>
-            </w:pPr>
-          </w:p>
-        </w:tc>
-        <w:tc>
-          <w:tcPr>
-            <w:tcW w:type="dxa" w:w="2268"/>
-          </w:tcPr>
-          <w:p>
-            <w:pPr>
-              <w:spacing w:line="240" w:lineRule="auto"/>
-            </w:pPr>
-          </w:p>
-        </w:tc>
       </w:tr>
       <w:tr>
         <w:tc>
           <w:tcPr>
-            <w:tcW w:type="dxa" w:w="2268"/>
+            <w:tcW w:type="dxa" w:w="4536"/>
           </w:tcPr>
           <w:p>
             <w:pPr>
@@ -1618,7 +1496,7 @@
         </w:tc>
         <w:tc>
           <w:tcPr>
-            <w:tcW w:type="dxa" w:w="2268"/>
+            <w:tcW w:type="dxa" w:w="4536"/>
           </w:tcPr>
           <w:p>
             <w:pPr>
@@ -1636,31 +1514,11 @@
             </w:r>
           </w:p>
         </w:tc>
-        <w:tc>
-          <w:tcPr>
-            <w:tcW w:type="dxa" w:w="2268"/>
-          </w:tcPr>
-          <w:p>
-            <w:pPr>
-              <w:spacing w:line="240" w:lineRule="auto"/>
-            </w:pPr>
-          </w:p>
-        </w:tc>
-        <w:tc>
-          <w:tcPr>
-            <w:tcW w:type="dxa" w:w="2268"/>
-          </w:tcPr>
-          <w:p>
-            <w:pPr>
-              <w:spacing w:line="240" w:lineRule="auto"/>
-            </w:pPr>
-          </w:p>
-        </w:tc>
       </w:tr>
       <w:tr>
         <w:tc>
           <w:tcPr>
-            <w:tcW w:type="dxa" w:w="2268"/>
+            <w:tcW w:type="dxa" w:w="4536"/>
           </w:tcPr>
           <w:p>
             <w:pPr>
@@ -1680,7 +1538,7 @@
         </w:tc>
         <w:tc>
           <w:tcPr>
-            <w:tcW w:type="dxa" w:w="2268"/>
+            <w:tcW w:type="dxa" w:w="4536"/>
           </w:tcPr>
           <w:p>
             <w:pPr>
@@ -1698,31 +1556,11 @@
             </w:r>
           </w:p>
         </w:tc>
-        <w:tc>
-          <w:tcPr>
-            <w:tcW w:type="dxa" w:w="2268"/>
-          </w:tcPr>
-          <w:p>
-            <w:pPr>
-              <w:spacing w:line="240" w:lineRule="auto"/>
-            </w:pPr>
-          </w:p>
-        </w:tc>
-        <w:tc>
-          <w:tcPr>
-            <w:tcW w:type="dxa" w:w="2268"/>
-          </w:tcPr>
-          <w:p>
-            <w:pPr>
-              <w:spacing w:line="240" w:lineRule="auto"/>
-            </w:pPr>
-          </w:p>
-        </w:tc>
       </w:tr>
       <w:tr>
         <w:tc>
           <w:tcPr>
-            <w:tcW w:type="dxa" w:w="2268"/>
+            <w:tcW w:type="dxa" w:w="4536"/>
           </w:tcPr>
           <w:p>
             <w:pPr>
@@ -1742,7 +1580,7 @@
         </w:tc>
         <w:tc>
           <w:tcPr>
-            <w:tcW w:type="dxa" w:w="2268"/>
+            <w:tcW w:type="dxa" w:w="4536"/>
           </w:tcPr>
           <w:p>
             <w:pPr>
@@ -1760,31 +1598,11 @@
             </w:r>
           </w:p>
         </w:tc>
-        <w:tc>
-          <w:tcPr>
-            <w:tcW w:type="dxa" w:w="2268"/>
-          </w:tcPr>
-          <w:p>
-            <w:pPr>
-              <w:spacing w:line="240" w:lineRule="auto"/>
-            </w:pPr>
-          </w:p>
-        </w:tc>
-        <w:tc>
-          <w:tcPr>
-            <w:tcW w:type="dxa" w:w="2268"/>
-          </w:tcPr>
-          <w:p>
-            <w:pPr>
-              <w:spacing w:line="240" w:lineRule="auto"/>
-            </w:pPr>
-          </w:p>
-        </w:tc>
       </w:tr>
       <w:tr>
         <w:tc>
           <w:tcPr>
-            <w:tcW w:type="dxa" w:w="2268"/>
+            <w:tcW w:type="dxa" w:w="4536"/>
           </w:tcPr>
           <w:p>
             <w:pPr>
@@ -1804,7 +1622,7 @@
         </w:tc>
         <w:tc>
           <w:tcPr>
-            <w:tcW w:type="dxa" w:w="2268"/>
+            <w:tcW w:type="dxa" w:w="4536"/>
           </w:tcPr>
           <w:p>
             <w:pPr>
@@ -1822,31 +1640,11 @@
             </w:r>
           </w:p>
         </w:tc>
-        <w:tc>
-          <w:tcPr>
-            <w:tcW w:type="dxa" w:w="2268"/>
-          </w:tcPr>
-          <w:p>
-            <w:pPr>
-              <w:spacing w:line="240" w:lineRule="auto"/>
-            </w:pPr>
-          </w:p>
-        </w:tc>
-        <w:tc>
-          <w:tcPr>
-            <w:tcW w:type="dxa" w:w="2268"/>
-          </w:tcPr>
-          <w:p>
-            <w:pPr>
-              <w:spacing w:line="240" w:lineRule="auto"/>
-            </w:pPr>
-          </w:p>
-        </w:tc>
       </w:tr>
       <w:tr>
         <w:tc>
           <w:tcPr>
-            <w:tcW w:type="dxa" w:w="2268"/>
+            <w:tcW w:type="dxa" w:w="4536"/>
           </w:tcPr>
           <w:p>
             <w:pPr>
@@ -1866,7 +1664,7 @@
         </w:tc>
         <w:tc>
           <w:tcPr>
-            <w:tcW w:type="dxa" w:w="2268"/>
+            <w:tcW w:type="dxa" w:w="4536"/>
           </w:tcPr>
           <w:p>
             <w:pPr>
@@ -1884,31 +1682,11 @@
             </w:r>
           </w:p>
         </w:tc>
-        <w:tc>
-          <w:tcPr>
-            <w:tcW w:type="dxa" w:w="2268"/>
-          </w:tcPr>
-          <w:p>
-            <w:pPr>
-              <w:spacing w:line="240" w:lineRule="auto"/>
-            </w:pPr>
-          </w:p>
-        </w:tc>
-        <w:tc>
-          <w:tcPr>
-            <w:tcW w:type="dxa" w:w="2268"/>
-          </w:tcPr>
-          <w:p>
-            <w:pPr>
-              <w:spacing w:line="240" w:lineRule="auto"/>
-            </w:pPr>
-          </w:p>
-        </w:tc>
       </w:tr>
       <w:tr>
         <w:tc>
           <w:tcPr>
-            <w:tcW w:type="dxa" w:w="2268"/>
+            <w:tcW w:type="dxa" w:w="4536"/>
           </w:tcPr>
           <w:p>
             <w:pPr>
@@ -1928,7 +1706,7 @@
         </w:tc>
         <w:tc>
           <w:tcPr>
-            <w:tcW w:type="dxa" w:w="2268"/>
+            <w:tcW w:type="dxa" w:w="4536"/>
           </w:tcPr>
           <w:p>
             <w:pPr>
@@ -1946,31 +1724,11 @@
             </w:r>
           </w:p>
         </w:tc>
-        <w:tc>
-          <w:tcPr>
-            <w:tcW w:type="dxa" w:w="2268"/>
-          </w:tcPr>
-          <w:p>
-            <w:pPr>
-              <w:spacing w:line="240" w:lineRule="auto"/>
-            </w:pPr>
-          </w:p>
-        </w:tc>
-        <w:tc>
-          <w:tcPr>
-            <w:tcW w:type="dxa" w:w="2268"/>
-          </w:tcPr>
-          <w:p>
-            <w:pPr>
-              <w:spacing w:line="240" w:lineRule="auto"/>
-            </w:pPr>
-          </w:p>
-        </w:tc>
       </w:tr>
       <w:tr>
         <w:tc>
           <w:tcPr>
-            <w:tcW w:type="dxa" w:w="2268"/>
+            <w:tcW w:type="dxa" w:w="4536"/>
           </w:tcPr>
           <w:p>
             <w:pPr>
@@ -1990,7 +1748,7 @@
         </w:tc>
         <w:tc>
           <w:tcPr>
-            <w:tcW w:type="dxa" w:w="2268"/>
+            <w:tcW w:type="dxa" w:w="4536"/>
           </w:tcPr>
           <w:p>
             <w:pPr>
@@ -2008,31 +1766,11 @@
             </w:r>
           </w:p>
         </w:tc>
-        <w:tc>
-          <w:tcPr>
-            <w:tcW w:type="dxa" w:w="2268"/>
-          </w:tcPr>
-          <w:p>
-            <w:pPr>
-              <w:spacing w:line="240" w:lineRule="auto"/>
-            </w:pPr>
-          </w:p>
-        </w:tc>
-        <w:tc>
-          <w:tcPr>
-            <w:tcW w:type="dxa" w:w="2268"/>
-          </w:tcPr>
-          <w:p>
-            <w:pPr>
-              <w:spacing w:line="240" w:lineRule="auto"/>
-            </w:pPr>
-          </w:p>
-        </w:tc>
       </w:tr>
       <w:tr>
         <w:tc>
           <w:tcPr>
-            <w:tcW w:type="dxa" w:w="2268"/>
+            <w:tcW w:type="dxa" w:w="4536"/>
           </w:tcPr>
           <w:p>
             <w:pPr>
@@ -2052,7 +1790,7 @@
         </w:tc>
         <w:tc>
           <w:tcPr>
-            <w:tcW w:type="dxa" w:w="2268"/>
+            <w:tcW w:type="dxa" w:w="4536"/>
           </w:tcPr>
           <w:p>
             <w:pPr>
@@ -2070,31 +1808,11 @@
             </w:r>
           </w:p>
         </w:tc>
-        <w:tc>
-          <w:tcPr>
-            <w:tcW w:type="dxa" w:w="2268"/>
-          </w:tcPr>
-          <w:p>
-            <w:pPr>
-              <w:spacing w:line="240" w:lineRule="auto"/>
-            </w:pPr>
-          </w:p>
-        </w:tc>
-        <w:tc>
-          <w:tcPr>
-            <w:tcW w:type="dxa" w:w="2268"/>
-          </w:tcPr>
-          <w:p>
-            <w:pPr>
-              <w:spacing w:line="240" w:lineRule="auto"/>
-            </w:pPr>
-          </w:p>
-        </w:tc>
       </w:tr>
       <w:tr>
         <w:tc>
           <w:tcPr>
-            <w:tcW w:type="dxa" w:w="2268"/>
+            <w:tcW w:type="dxa" w:w="4536"/>
           </w:tcPr>
           <w:p>
             <w:pPr>
@@ -2114,7 +1832,7 @@
         </w:tc>
         <w:tc>
           <w:tcPr>
-            <w:tcW w:type="dxa" w:w="2268"/>
+            <w:tcW w:type="dxa" w:w="4536"/>
           </w:tcPr>
           <w:p>
             <w:pPr>
@@ -2132,31 +1850,11 @@
             </w:r>
           </w:p>
         </w:tc>
-        <w:tc>
-          <w:tcPr>
-            <w:tcW w:type="dxa" w:w="2268"/>
-          </w:tcPr>
-          <w:p>
-            <w:pPr>
-              <w:spacing w:line="240" w:lineRule="auto"/>
-            </w:pPr>
-          </w:p>
-        </w:tc>
-        <w:tc>
-          <w:tcPr>
-            <w:tcW w:type="dxa" w:w="2268"/>
-          </w:tcPr>
-          <w:p>
-            <w:pPr>
-              <w:spacing w:line="240" w:lineRule="auto"/>
-            </w:pPr>
-          </w:p>
-        </w:tc>
       </w:tr>
       <w:tr>
         <w:tc>
           <w:tcPr>
-            <w:tcW w:type="dxa" w:w="2268"/>
+            <w:tcW w:type="dxa" w:w="4536"/>
           </w:tcPr>
           <w:p>
             <w:pPr>
@@ -2176,7 +1874,7 @@
         </w:tc>
         <w:tc>
           <w:tcPr>
-            <w:tcW w:type="dxa" w:w="2268"/>
+            <w:tcW w:type="dxa" w:w="4536"/>
           </w:tcPr>
           <w:p>
             <w:pPr>
@@ -2194,31 +1892,11 @@
             </w:r>
           </w:p>
         </w:tc>
-        <w:tc>
-          <w:tcPr>
-            <w:tcW w:type="dxa" w:w="2268"/>
-          </w:tcPr>
-          <w:p>
-            <w:pPr>
-              <w:spacing w:line="240" w:lineRule="auto"/>
-            </w:pPr>
-          </w:p>
-        </w:tc>
-        <w:tc>
-          <w:tcPr>
-            <w:tcW w:type="dxa" w:w="2268"/>
-          </w:tcPr>
-          <w:p>
-            <w:pPr>
-              <w:spacing w:line="240" w:lineRule="auto"/>
-            </w:pPr>
-          </w:p>
-        </w:tc>
       </w:tr>
       <w:tr>
         <w:tc>
           <w:tcPr>
-            <w:tcW w:type="dxa" w:w="2268"/>
+            <w:tcW w:type="dxa" w:w="4536"/>
           </w:tcPr>
           <w:p>
             <w:pPr>
@@ -2238,7 +1916,7 @@
         </w:tc>
         <w:tc>
           <w:tcPr>
-            <w:tcW w:type="dxa" w:w="2268"/>
+            <w:tcW w:type="dxa" w:w="4536"/>
           </w:tcPr>
           <w:p>
             <w:pPr>
@@ -2256,31 +1934,11 @@
             </w:r>
           </w:p>
         </w:tc>
-        <w:tc>
-          <w:tcPr>
-            <w:tcW w:type="dxa" w:w="2268"/>
-          </w:tcPr>
-          <w:p>
-            <w:pPr>
-              <w:spacing w:line="240" w:lineRule="auto"/>
-            </w:pPr>
-          </w:p>
-        </w:tc>
-        <w:tc>
-          <w:tcPr>
-            <w:tcW w:type="dxa" w:w="2268"/>
-          </w:tcPr>
-          <w:p>
-            <w:pPr>
-              <w:spacing w:line="240" w:lineRule="auto"/>
-            </w:pPr>
-          </w:p>
-        </w:tc>
       </w:tr>
       <w:tr>
         <w:tc>
           <w:tcPr>
-            <w:tcW w:type="dxa" w:w="2268"/>
+            <w:tcW w:type="dxa" w:w="4536"/>
           </w:tcPr>
           <w:p>
             <w:pPr>
@@ -2300,7 +1958,7 @@
         </w:tc>
         <w:tc>
           <w:tcPr>
-            <w:tcW w:type="dxa" w:w="2268"/>
+            <w:tcW w:type="dxa" w:w="4536"/>
           </w:tcPr>
           <w:p>
             <w:pPr>
@@ -2318,31 +1976,11 @@
             </w:r>
           </w:p>
         </w:tc>
-        <w:tc>
-          <w:tcPr>
-            <w:tcW w:type="dxa" w:w="2268"/>
-          </w:tcPr>
-          <w:p>
-            <w:pPr>
-              <w:spacing w:line="240" w:lineRule="auto"/>
-            </w:pPr>
-          </w:p>
-        </w:tc>
-        <w:tc>
-          <w:tcPr>
-            <w:tcW w:type="dxa" w:w="2268"/>
-          </w:tcPr>
-          <w:p>
-            <w:pPr>
-              <w:spacing w:line="240" w:lineRule="auto"/>
-            </w:pPr>
-          </w:p>
-        </w:tc>
       </w:tr>
       <w:tr>
         <w:tc>
           <w:tcPr>
-            <w:tcW w:type="dxa" w:w="2268"/>
+            <w:tcW w:type="dxa" w:w="4536"/>
           </w:tcPr>
           <w:p>
             <w:pPr>
@@ -2362,7 +2000,7 @@
         </w:tc>
         <w:tc>
           <w:tcPr>
-            <w:tcW w:type="dxa" w:w="2268"/>
+            <w:tcW w:type="dxa" w:w="4536"/>
           </w:tcPr>
           <w:p>
             <w:pPr>
@@ -2380,31 +2018,11 @@
             </w:r>
           </w:p>
         </w:tc>
-        <w:tc>
-          <w:tcPr>
-            <w:tcW w:type="dxa" w:w="2268"/>
-          </w:tcPr>
-          <w:p>
-            <w:pPr>
-              <w:spacing w:line="240" w:lineRule="auto"/>
-            </w:pPr>
-          </w:p>
-        </w:tc>
-        <w:tc>
-          <w:tcPr>
-            <w:tcW w:type="dxa" w:w="2268"/>
-          </w:tcPr>
-          <w:p>
-            <w:pPr>
-              <w:spacing w:line="240" w:lineRule="auto"/>
-            </w:pPr>
-          </w:p>
-        </w:tc>
       </w:tr>
       <w:tr>
         <w:tc>
           <w:tcPr>
-            <w:tcW w:type="dxa" w:w="2268"/>
+            <w:tcW w:type="dxa" w:w="4536"/>
           </w:tcPr>
           <w:p>
             <w:pPr>
@@ -2424,7 +2042,7 @@
         </w:tc>
         <w:tc>
           <w:tcPr>
-            <w:tcW w:type="dxa" w:w="2268"/>
+            <w:tcW w:type="dxa" w:w="4536"/>
           </w:tcPr>
           <w:p>
             <w:pPr>
@@ -2438,47 +2056,7 @@
                 <w:color w:val="000000"/>
                 <w:sz w:val="21"/>
               </w:rPr>
-              <w:t>加权绝对百分比误差 = Σᵢ\</w:t>
-            </w:r>
-          </w:p>
-        </w:tc>
-        <w:tc>
-          <w:tcPr>
-            <w:tcW w:type="dxa" w:w="2268"/>
-          </w:tcPr>
-          <w:p>
-            <w:pPr>
-              <w:spacing w:line="240" w:lineRule="auto"/>
-            </w:pPr>
-            <w:r>
-              <w:rPr>
-                <w:rFonts w:ascii="Times New Roman" w:hAnsi="Times New Roman" w:eastAsia="宋体"/>
-                <w:b w:val="0"/>
-                <w:i w:val="0"/>
-                <w:color w:val="000000"/>
-                <w:sz w:val="21"/>
-              </w:rPr>
-              <w:t>yᵢ−ŷᵢ\</w:t>
-            </w:r>
-          </w:p>
-        </w:tc>
-        <w:tc>
-          <w:tcPr>
-            <w:tcW w:type="dxa" w:w="2268"/>
-          </w:tcPr>
-          <w:p>
-            <w:pPr>
-              <w:spacing w:line="240" w:lineRule="auto"/>
-            </w:pPr>
-            <w:r>
-              <w:rPr>
-                <w:rFonts w:ascii="Times New Roman" w:hAnsi="Times New Roman" w:eastAsia="宋体"/>
-                <w:b w:val="0"/>
-                <w:i w:val="0"/>
-                <w:color w:val="000000"/>
-                <w:sz w:val="21"/>
-              </w:rPr>
-              <w:t>/ Σᵢyᵢ</w:t>
+              <w:t>加权绝对百分比误差 = Σᵢ｜yᵢ−ŷᵢ｜ / Σᵢyᵢ</w:t>
             </w:r>
           </w:p>
         </w:tc>
@@ -2486,7 +2064,7 @@
       <w:tr>
         <w:tc>
           <w:tcPr>
-            <w:tcW w:type="dxa" w:w="2268"/>
+            <w:tcW w:type="dxa" w:w="4536"/>
           </w:tcPr>
           <w:p>
             <w:pPr>
@@ -2506,7 +2084,7 @@
         </w:tc>
         <w:tc>
           <w:tcPr>
-            <w:tcW w:type="dxa" w:w="2268"/>
+            <w:tcW w:type="dxa" w:w="4536"/>
           </w:tcPr>
           <w:p>
             <w:pPr>
@@ -2524,31 +2102,11 @@
             </w:r>
           </w:p>
         </w:tc>
-        <w:tc>
-          <w:tcPr>
-            <w:tcW w:type="dxa" w:w="2268"/>
-          </w:tcPr>
-          <w:p>
-            <w:pPr>
-              <w:spacing w:line="240" w:lineRule="auto"/>
-            </w:pPr>
-          </w:p>
-        </w:tc>
-        <w:tc>
-          <w:tcPr>
-            <w:tcW w:type="dxa" w:w="2268"/>
-          </w:tcPr>
-          <w:p>
-            <w:pPr>
-              <w:spacing w:line="240" w:lineRule="auto"/>
-            </w:pPr>
-          </w:p>
-        </w:tc>
       </w:tr>
       <w:tr>
         <w:tc>
           <w:tcPr>
-            <w:tcW w:type="dxa" w:w="2268"/>
+            <w:tcW w:type="dxa" w:w="4536"/>
           </w:tcPr>
           <w:p>
             <w:pPr>
@@ -2568,7 +2126,7 @@
         </w:tc>
         <w:tc>
           <w:tcPr>
-            <w:tcW w:type="dxa" w:w="2268"/>
+            <w:tcW w:type="dxa" w:w="4536"/>
           </w:tcPr>
           <w:p>
             <w:pPr>
@@ -2584,26 +2142,6 @@
               </w:rPr>
               <w:t>三类 F1 的算术平均</w:t>
             </w:r>
-          </w:p>
-        </w:tc>
-        <w:tc>
-          <w:tcPr>
-            <w:tcW w:type="dxa" w:w="2268"/>
-          </w:tcPr>
-          <w:p>
-            <w:pPr>
-              <w:spacing w:line="240" w:lineRule="auto"/>
-            </w:pPr>
-          </w:p>
-        </w:tc>
-        <w:tc>
-          <w:tcPr>
-            <w:tcW w:type="dxa" w:w="2268"/>
-          </w:tcPr>
-          <w:p>
-            <w:pPr>
-              <w:spacing w:line="240" w:lineRule="auto"/>
-            </w:pPr>
           </w:p>
         </w:tc>
       </w:tr>
@@ -7394,18 +6932,16 @@
         <w:tblLook w:firstColumn="1" w:firstRow="1" w:lastColumn="0" w:lastRow="0" w:noHBand="0" w:noVBand="1" w:val="04A0"/>
       </w:tblPr>
       <w:tblGrid>
-        <w:gridCol w:w="1296"/>
-        <w:gridCol w:w="1296"/>
-        <w:gridCol w:w="1296"/>
-        <w:gridCol w:w="1296"/>
-        <w:gridCol w:w="1296"/>
-        <w:gridCol w:w="1296"/>
-        <w:gridCol w:w="1296"/>
+        <w:gridCol w:w="1814"/>
+        <w:gridCol w:w="1814"/>
+        <w:gridCol w:w="1814"/>
+        <w:gridCol w:w="1814"/>
+        <w:gridCol w:w="1814"/>
       </w:tblGrid>
       <w:tr>
         <w:tc>
           <w:tcPr>
-            <w:tcW w:type="dxa" w:w="1296"/>
+            <w:tcW w:type="dxa" w:w="1814"/>
           </w:tcPr>
           <w:p>
             <w:pPr>
@@ -7425,7 +6961,7 @@
         </w:tc>
         <w:tc>
           <w:tcPr>
-            <w:tcW w:type="dxa" w:w="1296"/>
+            <w:tcW w:type="dxa" w:w="1814"/>
           </w:tcPr>
           <w:p>
             <w:pPr>
@@ -7445,7 +6981,7 @@
         </w:tc>
         <w:tc>
           <w:tcPr>
-            <w:tcW w:type="dxa" w:w="1296"/>
+            <w:tcW w:type="dxa" w:w="1814"/>
           </w:tcPr>
           <w:p>
             <w:pPr>
@@ -7459,13 +6995,13 @@
                 <w:color w:val="000000"/>
                 <w:sz w:val="21"/>
               </w:rPr>
-              <w:t>P(链路判错 \</w:t>
+              <w:t>P(链路判错｜带内)</w:t>
             </w:r>
           </w:p>
         </w:tc>
         <w:tc>
           <w:tcPr>
-            <w:tcW w:type="dxa" w:w="1296"/>
+            <w:tcW w:type="dxa" w:w="1814"/>
           </w:tcPr>
           <w:p>
             <w:pPr>
@@ -7479,53 +7015,13 @@
                 <w:color w:val="000000"/>
                 <w:sz w:val="21"/>
               </w:rPr>
-              <w:t>带内)</w:t>
+              <w:t>P(两路线不一致｜带内)</w:t>
             </w:r>
           </w:p>
         </w:tc>
         <w:tc>
           <w:tcPr>
-            <w:tcW w:type="dxa" w:w="1296"/>
-          </w:tcPr>
-          <w:p>
-            <w:pPr>
-              <w:spacing w:line="240" w:lineRule="auto"/>
-            </w:pPr>
-            <w:r>
-              <w:rPr>
-                <w:rFonts w:ascii="Times New Roman" w:hAnsi="Times New Roman" w:eastAsia="宋体"/>
-                <w:b/>
-                <w:i w:val="0"/>
-                <w:color w:val="000000"/>
-                <w:sz w:val="21"/>
-              </w:rPr>
-              <w:t>P(两路线不一致 \</w:t>
-            </w:r>
-          </w:p>
-        </w:tc>
-        <w:tc>
-          <w:tcPr>
-            <w:tcW w:type="dxa" w:w="1296"/>
-          </w:tcPr>
-          <w:p>
-            <w:pPr>
-              <w:spacing w:line="240" w:lineRule="auto"/>
-            </w:pPr>
-            <w:r>
-              <w:rPr>
-                <w:rFonts w:ascii="Times New Roman" w:hAnsi="Times New Roman" w:eastAsia="宋体"/>
-                <w:b/>
-                <w:i w:val="0"/>
-                <w:color w:val="000000"/>
-                <w:sz w:val="21"/>
-              </w:rPr>
-              <w:t>带内)</w:t>
-            </w:r>
-          </w:p>
-        </w:tc>
-        <w:tc>
-          <w:tcPr>
-            <w:tcW w:type="dxa" w:w="1296"/>
+            <w:tcW w:type="dxa" w:w="1814"/>
           </w:tcPr>
           <w:p>
             <w:pPr>
@@ -7547,7 +7043,7 @@
       <w:tr>
         <w:tc>
           <w:tcPr>
-            <w:tcW w:type="dxa" w:w="1296"/>
+            <w:tcW w:type="dxa" w:w="1814"/>
           </w:tcPr>
           <w:p>
             <w:pPr>
@@ -7567,7 +7063,7 @@
         </w:tc>
         <w:tc>
           <w:tcPr>
-            <w:tcW w:type="dxa" w:w="1296"/>
+            <w:tcW w:type="dxa" w:w="1814"/>
           </w:tcPr>
           <w:p>
             <w:pPr>
@@ -7587,7 +7083,7 @@
         </w:tc>
         <w:tc>
           <w:tcPr>
-            <w:tcW w:type="dxa" w:w="1296"/>
+            <w:tcW w:type="dxa" w:w="1814"/>
           </w:tcPr>
           <w:p>
             <w:pPr>
@@ -7607,7 +7103,7 @@
         </w:tc>
         <w:tc>
           <w:tcPr>
-            <w:tcW w:type="dxa" w:w="1296"/>
+            <w:tcW w:type="dxa" w:w="1814"/>
           </w:tcPr>
           <w:p>
             <w:pPr>
@@ -7627,7 +7123,7 @@
         </w:tc>
         <w:tc>
           <w:tcPr>
-            <w:tcW w:type="dxa" w:w="1296"/>
+            <w:tcW w:type="dxa" w:w="1814"/>
           </w:tcPr>
           <w:p>
             <w:pPr>
@@ -7645,31 +7141,11 @@
             </w:r>
           </w:p>
         </w:tc>
-        <w:tc>
-          <w:tcPr>
-            <w:tcW w:type="dxa" w:w="1296"/>
-          </w:tcPr>
-          <w:p>
-            <w:pPr>
-              <w:spacing w:line="240" w:lineRule="auto"/>
-            </w:pPr>
-          </w:p>
-        </w:tc>
-        <w:tc>
-          <w:tcPr>
-            <w:tcW w:type="dxa" w:w="1296"/>
-          </w:tcPr>
-          <w:p>
-            <w:pPr>
-              <w:spacing w:line="240" w:lineRule="auto"/>
-            </w:pPr>
-          </w:p>
-        </w:tc>
       </w:tr>
       <w:tr>
         <w:tc>
           <w:tcPr>
-            <w:tcW w:type="dxa" w:w="1296"/>
+            <w:tcW w:type="dxa" w:w="1814"/>
           </w:tcPr>
           <w:p>
             <w:pPr>
@@ -7689,7 +7165,7 @@
         </w:tc>
         <w:tc>
           <w:tcPr>
-            <w:tcW w:type="dxa" w:w="1296"/>
+            <w:tcW w:type="dxa" w:w="1814"/>
           </w:tcPr>
           <w:p>
             <w:pPr>
@@ -7709,7 +7185,7 @@
         </w:tc>
         <w:tc>
           <w:tcPr>
-            <w:tcW w:type="dxa" w:w="1296"/>
+            <w:tcW w:type="dxa" w:w="1814"/>
           </w:tcPr>
           <w:p>
             <w:pPr>
@@ -7729,7 +7205,7 @@
         </w:tc>
         <w:tc>
           <w:tcPr>
-            <w:tcW w:type="dxa" w:w="1296"/>
+            <w:tcW w:type="dxa" w:w="1814"/>
           </w:tcPr>
           <w:p>
             <w:pPr>
@@ -7749,7 +7225,7 @@
         </w:tc>
         <w:tc>
           <w:tcPr>
-            <w:tcW w:type="dxa" w:w="1296"/>
+            <w:tcW w:type="dxa" w:w="1814"/>
           </w:tcPr>
           <w:p>
             <w:pPr>
@@ -7767,31 +7243,11 @@
             </w:r>
           </w:p>
         </w:tc>
-        <w:tc>
-          <w:tcPr>
-            <w:tcW w:type="dxa" w:w="1296"/>
-          </w:tcPr>
-          <w:p>
-            <w:pPr>
-              <w:spacing w:line="240" w:lineRule="auto"/>
-            </w:pPr>
-          </w:p>
-        </w:tc>
-        <w:tc>
-          <w:tcPr>
-            <w:tcW w:type="dxa" w:w="1296"/>
-          </w:tcPr>
-          <w:p>
-            <w:pPr>
-              <w:spacing w:line="240" w:lineRule="auto"/>
-            </w:pPr>
-          </w:p>
-        </w:tc>
       </w:tr>
       <w:tr>
         <w:tc>
           <w:tcPr>
-            <w:tcW w:type="dxa" w:w="1296"/>
+            <w:tcW w:type="dxa" w:w="1814"/>
           </w:tcPr>
           <w:p>
             <w:pPr>
@@ -7811,7 +7267,7 @@
         </w:tc>
         <w:tc>
           <w:tcPr>
-            <w:tcW w:type="dxa" w:w="1296"/>
+            <w:tcW w:type="dxa" w:w="1814"/>
           </w:tcPr>
           <w:p>
             <w:pPr>
@@ -7831,7 +7287,7 @@
         </w:tc>
         <w:tc>
           <w:tcPr>
-            <w:tcW w:type="dxa" w:w="1296"/>
+            <w:tcW w:type="dxa" w:w="1814"/>
           </w:tcPr>
           <w:p>
             <w:pPr>
@@ -7851,7 +7307,7 @@
         </w:tc>
         <w:tc>
           <w:tcPr>
-            <w:tcW w:type="dxa" w:w="1296"/>
+            <w:tcW w:type="dxa" w:w="1814"/>
           </w:tcPr>
           <w:p>
             <w:pPr>
@@ -7871,7 +7327,7 @@
         </w:tc>
         <w:tc>
           <w:tcPr>
-            <w:tcW w:type="dxa" w:w="1296"/>
+            <w:tcW w:type="dxa" w:w="1814"/>
           </w:tcPr>
           <w:p>
             <w:pPr>
@@ -7889,31 +7345,11 @@
             </w:r>
           </w:p>
         </w:tc>
-        <w:tc>
-          <w:tcPr>
-            <w:tcW w:type="dxa" w:w="1296"/>
-          </w:tcPr>
-          <w:p>
-            <w:pPr>
-              <w:spacing w:line="240" w:lineRule="auto"/>
-            </w:pPr>
-          </w:p>
-        </w:tc>
-        <w:tc>
-          <w:tcPr>
-            <w:tcW w:type="dxa" w:w="1296"/>
-          </w:tcPr>
-          <w:p>
-            <w:pPr>
-              <w:spacing w:line="240" w:lineRule="auto"/>
-            </w:pPr>
-          </w:p>
-        </w:tc>
       </w:tr>
       <w:tr>
         <w:tc>
           <w:tcPr>
-            <w:tcW w:type="dxa" w:w="1296"/>
+            <w:tcW w:type="dxa" w:w="1814"/>
           </w:tcPr>
           <w:p>
             <w:pPr>
@@ -7933,7 +7369,7 @@
         </w:tc>
         <w:tc>
           <w:tcPr>
-            <w:tcW w:type="dxa" w:w="1296"/>
+            <w:tcW w:type="dxa" w:w="1814"/>
           </w:tcPr>
           <w:p>
             <w:pPr>
@@ -7953,7 +7389,7 @@
         </w:tc>
         <w:tc>
           <w:tcPr>
-            <w:tcW w:type="dxa" w:w="1296"/>
+            <w:tcW w:type="dxa" w:w="1814"/>
           </w:tcPr>
           <w:p>
             <w:pPr>
@@ -7973,7 +7409,7 @@
         </w:tc>
         <w:tc>
           <w:tcPr>
-            <w:tcW w:type="dxa" w:w="1296"/>
+            <w:tcW w:type="dxa" w:w="1814"/>
           </w:tcPr>
           <w:p>
             <w:pPr>
@@ -7993,7 +7429,7 @@
         </w:tc>
         <w:tc>
           <w:tcPr>
-            <w:tcW w:type="dxa" w:w="1296"/>
+            <w:tcW w:type="dxa" w:w="1814"/>
           </w:tcPr>
           <w:p>
             <w:pPr>
@@ -8011,31 +7447,11 @@
             </w:r>
           </w:p>
         </w:tc>
-        <w:tc>
-          <w:tcPr>
-            <w:tcW w:type="dxa" w:w="1296"/>
-          </w:tcPr>
-          <w:p>
-            <w:pPr>
-              <w:spacing w:line="240" w:lineRule="auto"/>
-            </w:pPr>
-          </w:p>
-        </w:tc>
-        <w:tc>
-          <w:tcPr>
-            <w:tcW w:type="dxa" w:w="1296"/>
-          </w:tcPr>
-          <w:p>
-            <w:pPr>
-              <w:spacing w:line="240" w:lineRule="auto"/>
-            </w:pPr>
-          </w:p>
-        </w:tc>
       </w:tr>
       <w:tr>
         <w:tc>
           <w:tcPr>
-            <w:tcW w:type="dxa" w:w="1296"/>
+            <w:tcW w:type="dxa" w:w="1814"/>
           </w:tcPr>
           <w:p>
             <w:pPr>
@@ -8055,7 +7471,7 @@
         </w:tc>
         <w:tc>
           <w:tcPr>
-            <w:tcW w:type="dxa" w:w="1296"/>
+            <w:tcW w:type="dxa" w:w="1814"/>
           </w:tcPr>
           <w:p>
             <w:pPr>
@@ -8075,7 +7491,7 @@
         </w:tc>
         <w:tc>
           <w:tcPr>
-            <w:tcW w:type="dxa" w:w="1296"/>
+            <w:tcW w:type="dxa" w:w="1814"/>
           </w:tcPr>
           <w:p>
             <w:pPr>
@@ -8095,7 +7511,7 @@
         </w:tc>
         <w:tc>
           <w:tcPr>
-            <w:tcW w:type="dxa" w:w="1296"/>
+            <w:tcW w:type="dxa" w:w="1814"/>
           </w:tcPr>
           <w:p>
             <w:pPr>
@@ -8115,7 +7531,7 @@
         </w:tc>
         <w:tc>
           <w:tcPr>
-            <w:tcW w:type="dxa" w:w="1296"/>
+            <w:tcW w:type="dxa" w:w="1814"/>
           </w:tcPr>
           <w:p>
             <w:pPr>
@@ -8133,31 +7549,11 @@
             </w:r>
           </w:p>
         </w:tc>
-        <w:tc>
-          <w:tcPr>
-            <w:tcW w:type="dxa" w:w="1296"/>
-          </w:tcPr>
-          <w:p>
-            <w:pPr>
-              <w:spacing w:line="240" w:lineRule="auto"/>
-            </w:pPr>
-          </w:p>
-        </w:tc>
-        <w:tc>
-          <w:tcPr>
-            <w:tcW w:type="dxa" w:w="1296"/>
-          </w:tcPr>
-          <w:p>
-            <w:pPr>
-              <w:spacing w:line="240" w:lineRule="auto"/>
-            </w:pPr>
-          </w:p>
-        </w:tc>
       </w:tr>
       <w:tr>
         <w:tc>
           <w:tcPr>
-            <w:tcW w:type="dxa" w:w="1296"/>
+            <w:tcW w:type="dxa" w:w="1814"/>
           </w:tcPr>
           <w:p>
             <w:pPr>
@@ -8177,7 +7573,7 @@
         </w:tc>
         <w:tc>
           <w:tcPr>
-            <w:tcW w:type="dxa" w:w="1296"/>
+            <w:tcW w:type="dxa" w:w="1814"/>
           </w:tcPr>
           <w:p>
             <w:pPr>
@@ -8197,7 +7593,7 @@
         </w:tc>
         <w:tc>
           <w:tcPr>
-            <w:tcW w:type="dxa" w:w="1296"/>
+            <w:tcW w:type="dxa" w:w="1814"/>
           </w:tcPr>
           <w:p>
             <w:pPr>
@@ -8217,7 +7613,7 @@
         </w:tc>
         <w:tc>
           <w:tcPr>
-            <w:tcW w:type="dxa" w:w="1296"/>
+            <w:tcW w:type="dxa" w:w="1814"/>
           </w:tcPr>
           <w:p>
             <w:pPr>
@@ -8237,7 +7633,7 @@
         </w:tc>
         <w:tc>
           <w:tcPr>
-            <w:tcW w:type="dxa" w:w="1296"/>
+            <w:tcW w:type="dxa" w:w="1814"/>
           </w:tcPr>
           <w:p>
             <w:pPr>
@@ -8253,26 +7649,6 @@
               </w:rPr>
               <w:t>4.67</w:t>
             </w:r>
-          </w:p>
-        </w:tc>
-        <w:tc>
-          <w:tcPr>
-            <w:tcW w:type="dxa" w:w="1296"/>
-          </w:tcPr>
-          <w:p>
-            <w:pPr>
-              <w:spacing w:line="240" w:lineRule="auto"/>
-            </w:pPr>
-          </w:p>
-        </w:tc>
-        <w:tc>
-          <w:tcPr>
-            <w:tcW w:type="dxa" w:w="1296"/>
-          </w:tcPr>
-          <w:p>
-            <w:pPr>
-              <w:spacing w:line="240" w:lineRule="auto"/>
-            </w:pPr>
           </w:p>
         </w:tc>
       </w:tr>

--- a/deliverables/paper/论文.docx
+++ b/deliverables/paper/论文.docx
@@ -6489,7 +6489,7 @@
                 <w:color w:val="000000"/>
                 <w:sz w:val="21"/>
               </w:rPr>
-              <w:t>0.6709（0.3636）</w:t>
+              <w:t>0.6710（0.3636）</w:t>
             </w:r>
           </w:p>
         </w:tc>
